--- a/klagomål/A 30249-2026 FSC-klagomål.docx
+++ b/klagomål/A 30249-2026 FSC-klagomål.docx
@@ -221,7 +221,7 @@
     </w:p>
     <w:p>
       <w:r>
-        <w:t>I och inom 4 meter från avverkningsanmälan finns fynd av 11 naturvårdsarter, varav 8 är rödlistade, 4 är fridlysta, 9 är typiska (T) och 1 är signalart (S): blackticka (VU), garnlav (VU, T), gräddticka (VU), knärot (VU, T, §8), rosenticka (NT, T), tretåig hackspett (NT, T, §4), ullticka (NT, T), vedtrappmossa (NT, T), korallrot (S, T, §8), hultbräken (T) och spillkråka (T, §4). Se Figur 1.</w:t>
+        <w:t>I och inom 4 meter från avverkningsanmälan finns fynd av 10 naturvårdsarter, varav 7 är rödlistade, 4 är fridlysta, 9 är typiska (T) och 1 är signalart (S): blackticka (VU), garnlav (VU, T), knärot (VU, T, §8), rosenticka (NT, T), tretåig hackspett (NT, T, §4), ullticka (NT, T), vedtrappmossa (NT, T), korallrot (S, T, §8), hultbräken (T) och spillkråka (T, §4). Se Figur 1.</w:t>
       </w:r>
     </w:p>
     <w:p>
@@ -285,17 +285,6 @@
       </w:r>
       <w:r>
         <w:t xml:space="preserve"> (SLU Artdatabanken, 2026).</w:t>
-      </w:r>
-    </w:p>
-    <w:p>
-      <w:r>
-        <w:rPr>
-          <w:b/>
-        </w:rPr>
-        <w:t>Gräddticka (VU)</w:t>
-      </w:r>
-      <w:r>
-        <w:t xml:space="preserve"> har klassificerats som en ”gammelskogsindikator” och signalerar granskogar med höga naturvärden. Den kräver miljöer med hög och jämn fuktighet och växtplatserna ligger oftast på näringsrik, fuktig eller blöt mark där lågan och den murkna veden hålls konstant fuktig. Slutavverkning av gammelgranskog är ett direkt hot mot artens existens i landet och artens växtplatser måste undantas från skogsbruk (SLU Artdatabanken, 2024; Nitare &amp; Skogsstyrelsen, 2019).</w:t>
       </w:r>
     </w:p>
     <w:p>
@@ -707,7 +696,7 @@
         <w:rPr>
           <w:i/>
         </w:rPr>
-        <w:t>I det avverkningsanmälda skogsområdet har 11 naturvårdsarter varav 8 rödlistade arter sina livsmiljöer och växtplatser.</w:t>
+        <w:t>I det avverkningsanmälda skogsområdet har 10 naturvårdsarter varav 7 rödlistade arter sina livsmiljöer och växtplatser.</w:t>
       </w:r>
     </w:p>
     <w:p>
@@ -1542,7 +1531,7 @@
     <w:r>
       <w:tab/>
       <w:tab/>
-      <w:t>2026-08-05</w:t>
+      <w:t>2026-08-07</w:t>
       <w:br/>
       <w:br/>
     </w:r>

--- a/klagomål/A 30249-2026 FSC-klagomål.docx
+++ b/klagomål/A 30249-2026 FSC-klagomål.docx
@@ -1531,7 +1531,7 @@
     <w:r>
       <w:tab/>
       <w:tab/>
-      <w:t>2026-08-07</w:t>
+      <w:t>2026-08-08</w:t>
       <w:br/>
       <w:br/>
     </w:r>

--- a/klagomål/A 30249-2026 FSC-klagomål.docx
+++ b/klagomål/A 30249-2026 FSC-klagomål.docx
@@ -1925,7 +1925,7 @@
     <w:r>
       <w:tab/>
       <w:tab/>
-      <w:t>2026-08-15</w:t>
+      <w:t>2026-08-16</w:t>
       <w:br/>
       <w:br/>
     </w:r>

--- a/klagomål/A 30249-2026 FSC-klagomål.docx
+++ b/klagomål/A 30249-2026 FSC-klagomål.docx
@@ -1925,7 +1925,7 @@
     <w:r>
       <w:tab/>
       <w:tab/>
-      <w:t>2026-08-16</w:t>
+      <w:t>2026-08-17</w:t>
       <w:br/>
       <w:br/>
     </w:r>

--- a/klagomål/A 30249-2026 FSC-klagomål.docx
+++ b/klagomål/A 30249-2026 FSC-klagomål.docx
@@ -1925,7 +1925,7 @@
     <w:r>
       <w:tab/>
       <w:tab/>
-      <w:t>2026-08-17</w:t>
+      <w:t>2026-08-18</w:t>
       <w:br/>
       <w:br/>
     </w:r>

--- a/klagomål/A 30249-2026 FSC-klagomål.docx
+++ b/klagomål/A 30249-2026 FSC-klagomål.docx
@@ -1925,7 +1925,7 @@
     <w:r>
       <w:tab/>
       <w:tab/>
-      <w:t>2026-08-18</w:t>
+      <w:t>2026-08-19</w:t>
       <w:br/>
       <w:br/>
     </w:r>

--- a/klagomål/A 30249-2026 FSC-klagomål.docx
+++ b/klagomål/A 30249-2026 FSC-klagomål.docx
@@ -1925,7 +1925,7 @@
     <w:r>
       <w:tab/>
       <w:tab/>
-      <w:t>2026-08-19</w:t>
+      <w:t>2026-08-20</w:t>
       <w:br/>
       <w:br/>
     </w:r>

--- a/klagomål/A 30249-2026 FSC-klagomål.docx
+++ b/klagomål/A 30249-2026 FSC-klagomål.docx
@@ -1925,7 +1925,7 @@
     <w:r>
       <w:tab/>
       <w:tab/>
-      <w:t>2026-08-20</w:t>
+      <w:t>2026-08-21</w:t>
       <w:br/>
       <w:br/>
     </w:r>

--- a/klagomål/A 30249-2026 FSC-klagomål.docx
+++ b/klagomål/A 30249-2026 FSC-klagomål.docx
@@ -1925,7 +1925,7 @@
     <w:r>
       <w:tab/>
       <w:tab/>
-      <w:t>2026-08-21</w:t>
+      <w:t>2026-08-22</w:t>
       <w:br/>
       <w:br/>
     </w:r>

--- a/klagomål/A 30249-2026 FSC-klagomål.docx
+++ b/klagomål/A 30249-2026 FSC-klagomål.docx
@@ -1925,7 +1925,7 @@
     <w:r>
       <w:tab/>
       <w:tab/>
-      <w:t>2026-08-22</w:t>
+      <w:t>2026-08-23</w:t>
       <w:br/>
       <w:br/>
     </w:r>

--- a/klagomål/A 30249-2026 FSC-klagomål.docx
+++ b/klagomål/A 30249-2026 FSC-klagomål.docx
@@ -1925,7 +1925,7 @@
     <w:r>
       <w:tab/>
       <w:tab/>
-      <w:t>2026-08-23</w:t>
+      <w:t>2026-08-24</w:t>
       <w:br/>
       <w:br/>
     </w:r>

--- a/klagomål/A 30249-2026 FSC-klagomål.docx
+++ b/klagomål/A 30249-2026 FSC-klagomål.docx
@@ -1925,7 +1925,7 @@
     <w:r>
       <w:tab/>
       <w:tab/>
-      <w:t>2026-08-24</w:t>
+      <w:t>2026-08-25</w:t>
       <w:br/>
       <w:br/>
     </w:r>

--- a/klagomål/A 30249-2026 FSC-klagomål.docx
+++ b/klagomål/A 30249-2026 FSC-klagomål.docx
@@ -1925,7 +1925,7 @@
     <w:r>
       <w:tab/>
       <w:tab/>
-      <w:t>2026-08-25</w:t>
+      <w:t>2026-08-26</w:t>
       <w:br/>
       <w:br/>
     </w:r>

--- a/klagomål/A 30249-2026 FSC-klagomål.docx
+++ b/klagomål/A 30249-2026 FSC-klagomål.docx
@@ -1925,7 +1925,7 @@
     <w:r>
       <w:tab/>
       <w:tab/>
-      <w:t>2026-08-26</w:t>
+      <w:t>2026-08-27</w:t>
       <w:br/>
       <w:br/>
     </w:r>

--- a/klagomål/A 30249-2026 FSC-klagomål.docx
+++ b/klagomål/A 30249-2026 FSC-klagomål.docx
@@ -1925,7 +1925,7 @@
     <w:r>
       <w:tab/>
       <w:tab/>
-      <w:t>2026-08-27</w:t>
+      <w:t>2026-08-28</w:t>
       <w:br/>
       <w:br/>
     </w:r>

--- a/klagomål/A 30249-2026 FSC-klagomål.docx
+++ b/klagomål/A 30249-2026 FSC-klagomål.docx
@@ -1925,7 +1925,7 @@
     <w:r>
       <w:tab/>
       <w:tab/>
-      <w:t>2026-08-28</w:t>
+      <w:t>2026-08-29</w:t>
       <w:br/>
       <w:br/>
     </w:r>

--- a/klagomål/A 30249-2026 FSC-klagomål.docx
+++ b/klagomål/A 30249-2026 FSC-klagomål.docx
@@ -1925,7 +1925,7 @@
     <w:r>
       <w:tab/>
       <w:tab/>
-      <w:t>2026-08-29</w:t>
+      <w:t>2026-08-31</w:t>
       <w:br/>
       <w:br/>
     </w:r>

--- a/klagomål/A 30249-2026 FSC-klagomål.docx
+++ b/klagomål/A 30249-2026 FSC-klagomål.docx
@@ -1925,7 +1925,7 @@
     <w:r>
       <w:tab/>
       <w:tab/>
-      <w:t>2026-08-31</w:t>
+      <w:t>2026-09-01</w:t>
       <w:br/>
       <w:br/>
     </w:r>

--- a/klagomål/A 30249-2026 FSC-klagomål.docx
+++ b/klagomål/A 30249-2026 FSC-klagomål.docx
@@ -1925,7 +1925,7 @@
     <w:r>
       <w:tab/>
       <w:tab/>
-      <w:t>2026-09-01</w:t>
+      <w:t>2026-09-02</w:t>
       <w:br/>
       <w:br/>
     </w:r>

--- a/klagomål/A 30249-2026 FSC-klagomål.docx
+++ b/klagomål/A 30249-2026 FSC-klagomål.docx
@@ -1925,7 +1925,7 @@
     <w:r>
       <w:tab/>
       <w:tab/>
-      <w:t>2026-09-02</w:t>
+      <w:t>2026-09-03</w:t>
       <w:br/>
       <w:br/>
     </w:r>

--- a/klagomål/A 30249-2026 FSC-klagomål.docx
+++ b/klagomål/A 30249-2026 FSC-klagomål.docx
@@ -1925,7 +1925,7 @@
     <w:r>
       <w:tab/>
       <w:tab/>
-      <w:t>2026-09-03</w:t>
+      <w:t>2026-09-04</w:t>
       <w:br/>
       <w:br/>
     </w:r>

--- a/klagomål/A 30249-2026 FSC-klagomål.docx
+++ b/klagomål/A 30249-2026 FSC-klagomål.docx
@@ -1925,7 +1925,7 @@
     <w:r>
       <w:tab/>
       <w:tab/>
-      <w:t>2026-09-04</w:t>
+      <w:t>2026-09-05</w:t>
       <w:br/>
       <w:br/>
     </w:r>

--- a/klagomål/A 30249-2026 FSC-klagomål.docx
+++ b/klagomål/A 30249-2026 FSC-klagomål.docx
@@ -1925,7 +1925,7 @@
     <w:r>
       <w:tab/>
       <w:tab/>
-      <w:t>2026-09-05</w:t>
+      <w:t>2026-09-06</w:t>
       <w:br/>
       <w:br/>
     </w:r>

--- a/klagomål/A 30249-2026 FSC-klagomål.docx
+++ b/klagomål/A 30249-2026 FSC-klagomål.docx
@@ -1925,7 +1925,7 @@
     <w:r>
       <w:tab/>
       <w:tab/>
-      <w:t>2026-09-06</w:t>
+      <w:t>2026-09-07</w:t>
       <w:br/>
       <w:br/>
     </w:r>

--- a/klagomål/A 30249-2026 FSC-klagomål.docx
+++ b/klagomål/A 30249-2026 FSC-klagomål.docx
@@ -1925,7 +1925,7 @@
     <w:r>
       <w:tab/>
       <w:tab/>
-      <w:t>2026-09-07</w:t>
+      <w:t>2026-09-08</w:t>
       <w:br/>
       <w:br/>
     </w:r>

--- a/klagomål/A 30249-2026 FSC-klagomål.docx
+++ b/klagomål/A 30249-2026 FSC-klagomål.docx
@@ -1925,7 +1925,7 @@
     <w:r>
       <w:tab/>
       <w:tab/>
-      <w:t>2026-09-08</w:t>
+      <w:t>2026-09-09</w:t>
       <w:br/>
       <w:br/>
     </w:r>

--- a/klagomål/A 30249-2026 FSC-klagomål.docx
+++ b/klagomål/A 30249-2026 FSC-klagomål.docx
@@ -1925,7 +1925,7 @@
     <w:r>
       <w:tab/>
       <w:tab/>
-      <w:t>2026-09-09</w:t>
+      <w:t>2026-09-10</w:t>
       <w:br/>
       <w:br/>
     </w:r>

--- a/klagomål/A 30249-2026 FSC-klagomål.docx
+++ b/klagomål/A 30249-2026 FSC-klagomål.docx
@@ -1925,7 +1925,7 @@
     <w:r>
       <w:tab/>
       <w:tab/>
-      <w:t>2026-09-10</w:t>
+      <w:t>2026-09-11</w:t>
       <w:br/>
       <w:br/>
     </w:r>

--- a/klagomål/A 30249-2026 FSC-klagomål.docx
+++ b/klagomål/A 30249-2026 FSC-klagomål.docx
@@ -1925,7 +1925,7 @@
     <w:r>
       <w:tab/>
       <w:tab/>
-      <w:t>2026-09-11</w:t>
+      <w:t>2026-09-12</w:t>
       <w:br/>
       <w:br/>
     </w:r>

--- a/klagomål/A 30249-2026 FSC-klagomål.docx
+++ b/klagomål/A 30249-2026 FSC-klagomål.docx
@@ -1925,7 +1925,7 @@
     <w:r>
       <w:tab/>
       <w:tab/>
-      <w:t>2026-09-12</w:t>
+      <w:t>2026-09-13</w:t>
       <w:br/>
       <w:br/>
     </w:r>
